--- a/CONTRIBUTORS.docx
+++ b/CONTRIBUTORS.docx
@@ -7,7 +7,7 @@
         <w:pStyle w:val="Title"/>
       </w:pPr>
       <w:r>
-        <w:t>AMASAMYA — Contributors</w:t>
+        <w:t>AMASAMYA - Contributors</w:t>
       </w:r>
     </w:p>
     <w:p>
@@ -40,7 +40,7 @@
     </w:p>
     <w:p>
       <w:r>
-        <w:t>to your contact email or open an issue — I'll add you within 48 hours.</w:t>
+        <w:t>to your contact email or open an issue - I'll add you within 48 hours.</w:t>
       </w:r>
     </w:p>
     <w:p>
@@ -92,7 +92,7 @@
         <w:t>[Name]</w:t>
       </w:r>
       <w:r>
-        <w:t xml:space="preserve"> — [optional one-line note from the tester or about the</w:t>
+        <w:t xml:space="preserve"> - [optional one-line note from the tester or about the</w:t>
       </w:r>
     </w:p>
     <w:p>
@@ -111,7 +111,7 @@
         <w:t>Beta Tester #N</w:t>
       </w:r>
       <w:r>
-        <w:t xml:space="preserve"> — anonymous beta tester (NN session, [month YYYY]).</w:t>
+        <w:t xml:space="preserve"> - anonymous beta tester (NN session, [month YYYY]).</w:t>
       </w:r>
     </w:p>
     <w:p>
@@ -130,7 +130,7 @@
         <w:t>Jane Doe</w:t>
       </w:r>
       <w:r>
-        <w:t xml:space="preserve"> — Daily NVDA user; flagged the heading-skip on the</w:t>
+        <w:t xml:space="preserve"> - Daily NVDA user; flagged the heading-skip on the</w:t>
       </w:r>
     </w:p>
     <w:p>
@@ -162,7 +162,7 @@
         <w:t>Beta Tester #2</w:t>
       </w:r>
       <w:r>
-        <w:t xml:space="preserve"> — anonymous beta tester (PPTX session, May 2026).</w:t>
+        <w:t xml:space="preserve"> - anonymous beta tester (PPTX session, May 2026).</w:t>
       </w:r>
     </w:p>
     <w:p>
@@ -172,7 +172,7 @@
     </w:p>
     <w:p>
       <w:r>
-        <w:t>_No entries yet — beta launches once Chrome Web Store approval lands._</w:t>
+        <w:t>_No entries yet - beta launches once Chrome Web Store approval lands._</w:t>
       </w:r>
     </w:p>
     <w:p>
@@ -195,7 +195,7 @@
     </w:p>
     <w:p>
       <w:r>
-        <w:t>_No entries yet — repo opens to PRs after beta._</w:t>
+        <w:t>_No entries yet - repo opens to PRs after beta._</w:t>
       </w:r>
     </w:p>
     <w:p>
@@ -222,7 +222,7 @@
         <w:t>W3C WAI</w:t>
       </w:r>
       <w:r>
-        <w:t xml:space="preserve"> — for WCAG 2.2 and the WAI-ARIA specifications.</w:t>
+        <w:t xml:space="preserve"> - for WCAG 2.2 and the WAI-ARIA specifications.</w:t>
       </w:r>
     </w:p>
     <w:p>
@@ -236,7 +236,7 @@
         <w:t>Deque axe-core</w:t>
       </w:r>
       <w:r>
-        <w:t xml:space="preserve"> — used in this project's own self-audit pipeline.</w:t>
+        <w:t xml:space="preserve"> - used in this project's own self-audit pipeline.</w:t>
       </w:r>
     </w:p>
     <w:p>
@@ -250,7 +250,7 @@
         <w:t>PDF.js</w:t>
       </w:r>
       <w:r>
-        <w:t xml:space="preserve"> (Mozilla) — powers the tagged-PDF structure walker.</w:t>
+        <w:t xml:space="preserve"> (Mozilla) - powers the tagged-PDF structure walker.</w:t>
       </w:r>
     </w:p>
     <w:p>
@@ -264,7 +264,7 @@
         <w:t>DAISY Consortium</w:t>
       </w:r>
       <w:r>
-        <w:t xml:space="preserve"> — for the EPUB Accessibility 1.1 specification</w:t>
+        <w:t xml:space="preserve"> - for the EPUB Accessibility 1.1 specification</w:t>
       </w:r>
     </w:p>
     <w:p>
@@ -283,7 +283,7 @@
         <w:t>WebAIM</w:t>
       </w:r>
       <w:r>
-        <w:t xml:space="preserve"> — for two decades of public accessibility documentation</w:t>
+        <w:t xml:space="preserve"> - for two decades of public accessibility documentation</w:t>
       </w:r>
     </w:p>
     <w:p>
@@ -338,7 +338,7 @@
     </w:p>
     <w:p>
       <w:r>
-        <w:t xml:space="preserve">  profile, a GitHub profile — anywhere you publicly represent yourself.</w:t>
+        <w:t xml:space="preserve">  profile, a GitHub profile - anywhere you publicly represent yourself.</w:t>
       </w:r>
     </w:p>
     <w:p>
@@ -356,12 +356,12 @@
         <w:pStyle w:val="ListBullet"/>
       </w:pPr>
       <w:r>
-        <w:t>If you change your mind later — wanting to be added, removed, or</w:t>
+        <w:t>If you change your mind later - wanting to be added, removed, or</w:t>
       </w:r>
     </w:p>
     <w:p>
       <w:r>
-        <w:t xml:space="preserve">  renamed — reply to the email that brought you here and we'll update</w:t>
+        <w:t xml:space="preserve">  renamed - reply to the email that brought you here and we'll update</w:t>
       </w:r>
     </w:p>
     <w:p>
@@ -370,8 +370,11 @@
       </w:r>
     </w:p>
     <w:p>
+      <w:pPr>
+        <w:pStyle w:val="ListBullet"/>
+      </w:pPr>
       <w:r>
-        <w:t>— Akhilesh Malani</w:t>
+        <w:t>Akhilesh Malani</w:t>
       </w:r>
     </w:p>
     <w:sectPr>
